--- a/DocumentsAndDiagrams/docx/LIBRARIES_AND_DEPENDENCIES.docx
+++ b/DocumentsAndDiagrams/docx/LIBRARIES_AND_DEPENDENCIES.docx
@@ -140,7 +140,7 @@
           <w:spacing w:val="0"/>
           <w:color w:val="151312"/>
         </w:rPr>
-        <w:t xml:space="preserve">Analysis date: 2026-10-08.</w:t>
+        <w:t xml:space="preserve">Analysis date: 2026-10-10.</w:t>
       </w:r>
     </w:p>
     <w:p>
@@ -1010,6 +1010,26 @@
           <w:spacing w:val="0"/>
           <w:color w:val="151312"/>
         </w:rPr>
+        <w:t xml:space="preserve">market.py</w:t>
+      </w:r>
+      <w:r>
+        <w:rPr>
+          <w:rFonts w:ascii="Helvetica" w:hAnsi="Helvetica" w:cs="Helvetica"/>
+          <w:sz w:val="25"/>
+          <w:sz-cs w:val="25"/>
+          <w:spacing w:val="0"/>
+          <w:color w:val="151312"/>
+        </w:rPr>
+        <w:t xml:space="preserve">, </w:t>
+      </w:r>
+      <w:r>
+        <w:rPr>
+          <w:rFonts w:ascii=".AppleSystemUIFontMonospaced" w:hAnsi=".AppleSystemUIFontMonospaced" w:cs=".AppleSystemUIFontMonospaced"/>
+          <w:sz w:val="23"/>
+          <w:sz-cs w:val="23"/>
+          <w:spacing w:val="0"/>
+          <w:color w:val="151312"/>
+        </w:rPr>
         <w:t xml:space="preserve">common.py</w:t>
       </w:r>
       <w:r>
@@ -4836,7 +4856,7 @@
           <w:spacing w:val="0"/>
           <w:color w:val="151312"/>
         </w:rPr>
-        <w:t xml:space="preserve"> Fetch HTML and Instagram pages. Send Telegram alerts.</w:t>
+        <w:t xml:space="preserve"> Fetch HTML and Instagram pages. Send Telegram alerts. Fetch delayed quotes and candles for the markets screen.</w:t>
       </w:r>
     </w:p>
     <w:p>
@@ -4932,6 +4952,26 @@
           <w:spacing w:val="0"/>
           <w:color w:val="151312"/>
         </w:rPr>
+        <w:t xml:space="preserve">, </w:t>
+      </w:r>
+      <w:r>
+        <w:rPr>
+          <w:rFonts w:ascii=".AppleSystemUIFontMonospaced" w:hAnsi=".AppleSystemUIFontMonospaced" w:cs=".AppleSystemUIFontMonospaced"/>
+          <w:sz w:val="23"/>
+          <w:sz-cs w:val="23"/>
+          <w:spacing w:val="0"/>
+          <w:color w:val="151312"/>
+        </w:rPr>
+        <w:t xml:space="preserve">backend/app/api/market.py</w:t>
+      </w:r>
+      <w:r>
+        <w:rPr>
+          <w:rFonts w:ascii="Helvetica" w:hAnsi="Helvetica" w:cs="Helvetica"/>
+          <w:sz w:val="25"/>
+          <w:sz-cs w:val="25"/>
+          <w:spacing w:val="0"/>
+          <w:color w:val="151312"/>
+        </w:rPr>
         <w:t xml:space="preserve">.</w:t>
       </w:r>
     </w:p>
@@ -5004,7 +5044,7 @@
           <w:spacing w:val="0"/>
           <w:color w:val="151312"/>
         </w:rPr>
-        <w:t xml:space="preserve"> The URL the user submitted, and </w:t>
+        <w:t xml:space="preserve"> The URL the user submitted, </w:t>
       </w:r>
       <w:r>
         <w:rPr>
@@ -5024,7 +5064,27 @@
           <w:spacing w:val="0"/>
           <w:color w:val="151312"/>
         </w:rPr>
-        <w:t xml:space="preserve"> when alerts are configured.</w:t>
+        <w:t xml:space="preserve"> when alerts are configured, and </w:t>
+      </w:r>
+      <w:r>
+        <w:rPr>
+          <w:rFonts w:ascii=".AppleSystemUIFontMonospaced" w:hAnsi=".AppleSystemUIFontMonospaced" w:cs=".AppleSystemUIFontMonospaced"/>
+          <w:sz w:val="23"/>
+          <w:sz-cs w:val="23"/>
+          <w:spacing w:val="0"/>
+          <w:color w:val="151312"/>
+        </w:rPr>
+        <w:t xml:space="preserve">query1.finance.yahoo.com</w:t>
+      </w:r>
+      <w:r>
+        <w:rPr>
+          <w:rFonts w:ascii="Helvetica" w:hAnsi="Helvetica" w:cs="Helvetica"/>
+          <w:sz w:val="25"/>
+          <w:sz-cs w:val="25"/>
+          <w:spacing w:val="0"/>
+          <w:color w:val="151312"/>
+        </w:rPr>
+        <w:t xml:space="preserve"> when the dashboard or markets page loads.</w:t>
       </w:r>
     </w:p>
     <w:p>
@@ -7534,6 +7594,298 @@
     </w:p>
     <w:p>
       <w:pPr>
+        <w:spacing w:after="280"/>
+      </w:pPr>
+      <w:r>
+        <w:rPr>
+          <w:rFonts w:ascii="Helvetica" w:hAnsi="Helvetica" w:cs="Helvetica"/>
+          <w:sz w:val="28"/>
+          <w:sz-cs w:val="28"/>
+          <w:b/>
+          <w:spacing w:val="0"/>
+          <w:color w:val="151312"/>
+        </w:rPr>
+        <w:t xml:space="preserve">lightweight-charts</w:t>
+      </w:r>
+    </w:p>
+    <w:p>
+      <w:pPr>
+        <w:spacing w:after="250"/>
+      </w:pPr>
+      <w:r>
+        <w:rPr>
+          <w:rFonts w:ascii="Helvetica" w:hAnsi="Helvetica" w:cs="Helvetica"/>
+          <w:sz w:val="25"/>
+          <w:sz-cs w:val="25"/>
+          <w:spacing w:val="0"/>
+          <w:color w:val="151312"/>
+        </w:rPr>
+        <w:t xml:space="preserve">1. </w:t>
+      </w:r>
+      <w:r>
+        <w:rPr>
+          <w:rFonts w:ascii="Helvetica" w:hAnsi="Helvetica" w:cs="Helvetica"/>
+          <w:sz w:val="25"/>
+          <w:sz-cs w:val="25"/>
+          <w:b/>
+          <w:spacing w:val="0"/>
+          <w:color w:val="151312"/>
+        </w:rPr>
+        <w:t xml:space="preserve">Name:</w:t>
+      </w:r>
+      <w:r>
+        <w:rPr>
+          <w:rFonts w:ascii="Helvetica" w:hAnsi="Helvetica" w:cs="Helvetica"/>
+          <w:sz w:val="25"/>
+          <w:sz-cs w:val="25"/>
+          <w:spacing w:val="0"/>
+          <w:color w:val="151312"/>
+        </w:rPr>
+        <w:t xml:space="preserve"> lightweight-charts</w:t>
+      </w:r>
+    </w:p>
+    <w:p>
+      <w:pPr>
+        <w:spacing w:after="250"/>
+      </w:pPr>
+      <w:r>
+        <w:rPr>
+          <w:rFonts w:ascii="Helvetica" w:hAnsi="Helvetica" w:cs="Helvetica"/>
+          <w:sz w:val="25"/>
+          <w:sz-cs w:val="25"/>
+          <w:spacing w:val="0"/>
+          <w:color w:val="151312"/>
+        </w:rPr>
+        <w:t xml:space="preserve">2. </w:t>
+      </w:r>
+      <w:r>
+        <w:rPr>
+          <w:rFonts w:ascii="Helvetica" w:hAnsi="Helvetica" w:cs="Helvetica"/>
+          <w:sz w:val="25"/>
+          <w:sz-cs w:val="25"/>
+          <w:b/>
+          <w:spacing w:val="0"/>
+          <w:color w:val="151312"/>
+        </w:rPr>
+        <w:t xml:space="preserve">Version:</w:t>
+      </w:r>
+      <w:r>
+        <w:rPr>
+          <w:rFonts w:ascii="Helvetica" w:hAnsi="Helvetica" w:cs="Helvetica"/>
+          <w:sz w:val="25"/>
+          <w:sz-cs w:val="25"/>
+          <w:spacing w:val="0"/>
+          <w:color w:val="151312"/>
+        </w:rPr>
+        <w:t xml:space="preserve"> </w:t>
+      </w:r>
+      <w:r>
+        <w:rPr>
+          <w:rFonts w:ascii=".AppleSystemUIFontMonospaced" w:hAnsi=".AppleSystemUIFontMonospaced" w:cs=".AppleSystemUIFontMonospaced"/>
+          <w:sz w:val="23"/>
+          <w:sz-cs w:val="23"/>
+          <w:spacing w:val="0"/>
+          <w:color w:val="151312"/>
+        </w:rPr>
+        <w:t xml:space="preserve">^5.2.1</w:t>
+      </w:r>
+      <w:r>
+        <w:rPr>
+          <w:rFonts w:ascii="Helvetica" w:hAnsi="Helvetica" w:cs="Helvetica"/>
+          <w:sz w:val="25"/>
+          <w:sz-cs w:val="25"/>
+          <w:spacing w:val="0"/>
+          <w:color w:val="151312"/>
+        </w:rPr>
+        <w:t xml:space="preserve"/>
+      </w:r>
+    </w:p>
+    <w:p>
+      <w:pPr>
+        <w:spacing w:after="250"/>
+      </w:pPr>
+      <w:r>
+        <w:rPr>
+          <w:rFonts w:ascii="Helvetica" w:hAnsi="Helvetica" w:cs="Helvetica"/>
+          <w:sz w:val="25"/>
+          <w:sz-cs w:val="25"/>
+          <w:spacing w:val="0"/>
+          <w:color w:val="151312"/>
+        </w:rPr>
+        <w:t xml:space="preserve">3. </w:t>
+      </w:r>
+      <w:r>
+        <w:rPr>
+          <w:rFonts w:ascii="Helvetica" w:hAnsi="Helvetica" w:cs="Helvetica"/>
+          <w:sz w:val="25"/>
+          <w:sz-cs w:val="25"/>
+          <w:b/>
+          <w:spacing w:val="0"/>
+          <w:color w:val="151312"/>
+        </w:rPr>
+        <w:t xml:space="preserve">Category:</w:t>
+      </w:r>
+      <w:r>
+        <w:rPr>
+          <w:rFonts w:ascii="Helvetica" w:hAnsi="Helvetica" w:cs="Helvetica"/>
+          <w:sz w:val="25"/>
+          <w:sz-cs w:val="25"/>
+          <w:spacing w:val="0"/>
+          <w:color w:val="151312"/>
+        </w:rPr>
+        <w:t xml:space="preserve"> UI</w:t>
+      </w:r>
+    </w:p>
+    <w:p>
+      <w:pPr>
+        <w:spacing w:after="250"/>
+      </w:pPr>
+      <w:r>
+        <w:rPr>
+          <w:rFonts w:ascii="Helvetica" w:hAnsi="Helvetica" w:cs="Helvetica"/>
+          <w:sz w:val="25"/>
+          <w:sz-cs w:val="25"/>
+          <w:spacing w:val="0"/>
+          <w:color w:val="151312"/>
+        </w:rPr>
+        <w:t xml:space="preserve">4. </w:t>
+      </w:r>
+      <w:r>
+        <w:rPr>
+          <w:rFonts w:ascii="Helvetica" w:hAnsi="Helvetica" w:cs="Helvetica"/>
+          <w:sz w:val="25"/>
+          <w:sz-cs w:val="25"/>
+          <w:b/>
+          <w:spacing w:val="0"/>
+          <w:color w:val="151312"/>
+        </w:rPr>
+        <w:t xml:space="preserve">Purpose:</w:t>
+      </w:r>
+      <w:r>
+        <w:rPr>
+          <w:rFonts w:ascii="Helvetica" w:hAnsi="Helvetica" w:cs="Helvetica"/>
+          <w:sz w:val="25"/>
+          <w:sz-cs w:val="25"/>
+          <w:spacing w:val="0"/>
+          <w:color w:val="151312"/>
+        </w:rPr>
+        <w:t xml:space="preserve"> Candlestick chart with previous-day and pivot level lines.</w:t>
+      </w:r>
+    </w:p>
+    <w:p>
+      <w:pPr>
+        <w:spacing w:after="250"/>
+      </w:pPr>
+      <w:r>
+        <w:rPr>
+          <w:rFonts w:ascii="Helvetica" w:hAnsi="Helvetica" w:cs="Helvetica"/>
+          <w:sz w:val="25"/>
+          <w:sz-cs w:val="25"/>
+          <w:spacing w:val="0"/>
+          <w:color w:val="151312"/>
+        </w:rPr>
+        <w:t xml:space="preserve">5. </w:t>
+      </w:r>
+      <w:r>
+        <w:rPr>
+          <w:rFonts w:ascii="Helvetica" w:hAnsi="Helvetica" w:cs="Helvetica"/>
+          <w:sz w:val="25"/>
+          <w:sz-cs w:val="25"/>
+          <w:b/>
+          <w:spacing w:val="0"/>
+          <w:color w:val="151312"/>
+        </w:rPr>
+        <w:t xml:space="preserve">Where it is used:</w:t>
+      </w:r>
+      <w:r>
+        <w:rPr>
+          <w:rFonts w:ascii="Helvetica" w:hAnsi="Helvetica" w:cs="Helvetica"/>
+          <w:sz w:val="25"/>
+          <w:sz-cs w:val="25"/>
+          <w:spacing w:val="0"/>
+          <w:color w:val="151312"/>
+        </w:rPr>
+        <w:t xml:space="preserve"> </w:t>
+      </w:r>
+      <w:r>
+        <w:rPr>
+          <w:rFonts w:ascii=".AppleSystemUIFontMonospaced" w:hAnsi=".AppleSystemUIFontMonospaced" w:cs=".AppleSystemUIFontMonospaced"/>
+          <w:sz w:val="23"/>
+          <w:sz-cs w:val="23"/>
+          <w:spacing w:val="0"/>
+          <w:color w:val="151312"/>
+        </w:rPr>
+        <w:t xml:space="preserve">frontend/src/components/CandleChart.tsx</w:t>
+      </w:r>
+      <w:r>
+        <w:rPr>
+          <w:rFonts w:ascii="Helvetica" w:hAnsi="Helvetica" w:cs="Helvetica"/>
+          <w:sz w:val="25"/>
+          <w:sz-cs w:val="25"/>
+          <w:spacing w:val="0"/>
+          <w:color w:val="151312"/>
+        </w:rPr>
+        <w:t xml:space="preserve"> on </w:t>
+      </w:r>
+      <w:r>
+        <w:rPr>
+          <w:rFonts w:ascii=".AppleSystemUIFontMonospaced" w:hAnsi=".AppleSystemUIFontMonospaced" w:cs=".AppleSystemUIFontMonospaced"/>
+          <w:sz w:val="23"/>
+          <w:sz-cs w:val="23"/>
+          <w:spacing w:val="0"/>
+          <w:color w:val="151312"/>
+        </w:rPr>
+        <w:t xml:space="preserve">/markets</w:t>
+      </w:r>
+      <w:r>
+        <w:rPr>
+          <w:rFonts w:ascii="Helvetica" w:hAnsi="Helvetica" w:cs="Helvetica"/>
+          <w:sz w:val="25"/>
+          <w:sz-cs w:val="25"/>
+          <w:spacing w:val="0"/>
+          <w:color w:val="151312"/>
+        </w:rPr>
+        <w:t xml:space="preserve">.</w:t>
+      </w:r>
+    </w:p>
+    <w:p>
+      <w:pPr>
+        <w:spacing w:after="250"/>
+      </w:pPr>
+      <w:r>
+        <w:rPr>
+          <w:rFonts w:ascii="Helvetica" w:hAnsi="Helvetica" w:cs="Helvetica"/>
+          <w:sz w:val="25"/>
+          <w:sz-cs w:val="25"/>
+          <w:spacing w:val="0"/>
+          <w:color w:val="151312"/>
+        </w:rPr>
+        <w:t xml:space="preserve">6. </w:t>
+      </w:r>
+      <w:r>
+        <w:rPr>
+          <w:rFonts w:ascii="Helvetica" w:hAnsi="Helvetica" w:cs="Helvetica"/>
+          <w:sz w:val="25"/>
+          <w:sz-cs w:val="25"/>
+          <w:b/>
+          <w:spacing w:val="0"/>
+          <w:color w:val="151312"/>
+        </w:rPr>
+        <w:t xml:space="preserve">Criticality:</w:t>
+      </w:r>
+      <w:r>
+        <w:rPr>
+          <w:rFonts w:ascii="Helvetica" w:hAnsi="Helvetica" w:cs="Helvetica"/>
+          <w:sz w:val="25"/>
+          <w:sz-cs w:val="25"/>
+          <w:spacing w:val="0"/>
+          <w:color w:val="151312"/>
+        </w:rPr>
+        <w:t xml:space="preserve"> Supporting. Only the markets page loads it.</w:t>
+      </w:r>
+    </w:p>
+    <w:p>
+      <w:pPr>
         <w:spacing w:after="250"/>
       </w:pPr>
       <w:r>
@@ -8467,6 +8819,95 @@
           <w:spacing w:val="0"/>
           <w:color w:val="151312"/>
         </w:rPr>
+        <w:t xml:space="preserve">Yahoo Finance chart API</w:t>
+      </w:r>
+    </w:p>
+    <w:p>
+      <w:pPr/>
+      <w:r>
+        <w:rPr>
+          <w:rFonts w:ascii=".AppleSystemUIFontMonospaced" w:hAnsi=".AppleSystemUIFontMonospaced" w:cs=".AppleSystemUIFontMonospaced"/>
+          <w:sz w:val="23"/>
+          <w:sz-cs w:val="23"/>
+          <w:spacing w:val="0"/>
+          <w:color w:val="151312"/>
+        </w:rPr>
+        <w:t xml:space="preserve">GET /api/market/quotes</w:t>
+      </w:r>
+      <w:r>
+        <w:rPr>
+          <w:rFonts w:ascii="Helvetica" w:hAnsi="Helvetica" w:cs="Helvetica"/>
+          <w:sz w:val="25"/>
+          <w:sz-cs w:val="25"/>
+          <w:spacing w:val="0"/>
+          <w:color w:val="151312"/>
+        </w:rPr>
+        <w:t xml:space="preserve">, </w:t>
+      </w:r>
+      <w:r>
+        <w:rPr>
+          <w:rFonts w:ascii=".AppleSystemUIFontMonospaced" w:hAnsi=".AppleSystemUIFontMonospaced" w:cs=".AppleSystemUIFontMonospaced"/>
+          <w:sz w:val="23"/>
+          <w:sz-cs w:val="23"/>
+          <w:spacing w:val="0"/>
+          <w:color w:val="151312"/>
+        </w:rPr>
+        <w:t xml:space="preserve">GET /api/market/candles</w:t>
+      </w:r>
+      <w:r>
+        <w:rPr>
+          <w:rFonts w:ascii="Helvetica" w:hAnsi="Helvetica" w:cs="Helvetica"/>
+          <w:sz w:val="25"/>
+          <w:sz-cs w:val="25"/>
+          <w:spacing w:val="0"/>
+          <w:color w:val="151312"/>
+        </w:rPr>
+        <w:t xml:space="preserve">, and </w:t>
+      </w:r>
+      <w:r>
+        <w:rPr>
+          <w:rFonts w:ascii=".AppleSystemUIFontMonospaced" w:hAnsi=".AppleSystemUIFontMonospaced" w:cs=".AppleSystemUIFontMonospaced"/>
+          <w:sz w:val="23"/>
+          <w:sz-cs w:val="23"/>
+          <w:spacing w:val="0"/>
+          <w:color w:val="151312"/>
+        </w:rPr>
+        <w:t xml:space="preserve">GET /api/paper/positions</w:t>
+      </w:r>
+      <w:r>
+        <w:rPr>
+          <w:rFonts w:ascii="Helvetica" w:hAnsi="Helvetica" w:cs="Helvetica"/>
+          <w:sz w:val="25"/>
+          <w:sz-cs w:val="25"/>
+          <w:spacing w:val="0"/>
+          <w:color w:val="151312"/>
+        </w:rPr>
+        <w:t xml:space="preserve"> when a share or futures position is open. Unofficial and delayed</w:t>
+      </w:r>
+    </w:p>
+    <w:p>
+      <w:pPr/>
+      <w:r>
+        <w:rPr>
+          <w:rFonts w:ascii="Helvetica" w:hAnsi="Helvetica" w:cs="Helvetica"/>
+          <w:sz w:val="25"/>
+          <w:sz-cs w:val="25"/>
+          <w:spacing w:val="0"/>
+          <w:color w:val="151312"/>
+        </w:rPr>
+        <w:t xml:space="preserve">No</w:t>
+      </w:r>
+    </w:p>
+    <w:p>
+      <w:pPr/>
+      <w:r>
+        <w:rPr>
+          <w:rFonts w:ascii="Helvetica" w:hAnsi="Helvetica" w:cs="Helvetica"/>
+          <w:sz w:val="25"/>
+          <w:sz-cs w:val="25"/>
+          <w:spacing w:val="0"/>
+          <w:color w:val="151312"/>
+        </w:rPr>
         <w:t xml:space="preserve">Langfuse</w:t>
       </w:r>
     </w:p>
@@ -9757,6 +10198,45 @@
       </w:r>
     </w:p>
     <w:p>
+      <w:pPr/>
+      <w:r>
+        <w:rPr>
+          <w:rFonts w:ascii="Helvetica" w:hAnsi="Helvetica" w:cs="Helvetica"/>
+          <w:sz w:val="25"/>
+          <w:sz-cs w:val="25"/>
+          <w:spacing w:val="0"/>
+          <w:color w:val="151312"/>
+        </w:rPr>
+        <w:t xml:space="preserve">lightweight-charts</w:t>
+      </w:r>
+    </w:p>
+    <w:p>
+      <w:pPr/>
+      <w:r>
+        <w:rPr>
+          <w:rFonts w:ascii="Helvetica" w:hAnsi="Helvetica" w:cs="Helvetica"/>
+          <w:sz w:val="25"/>
+          <w:sz-cs w:val="25"/>
+          <w:spacing w:val="0"/>
+          <w:color w:val="151312"/>
+        </w:rPr>
+        <w:t xml:space="preserve">Supporting</w:t>
+      </w:r>
+    </w:p>
+    <w:p>
+      <w:pPr/>
+      <w:r>
+        <w:rPr>
+          <w:rFonts w:ascii="Helvetica" w:hAnsi="Helvetica" w:cs="Helvetica"/>
+          <w:sz w:val="25"/>
+          <w:sz-cs w:val="25"/>
+          <w:spacing w:val="0"/>
+          <w:color w:val="151312"/>
+        </w:rPr>
+        <w:t xml:space="preserve">Yes</w:t>
+      </w:r>
+    </w:p>
+    <w:p>
       <w:pPr>
         <w:spacing w:after="265"/>
       </w:pPr>
@@ -9795,6 +10275,26 @@
           <w:color w:val="151312"/>
         </w:rPr>
         <w:t xml:space="preserve">youtube-transcript-api</w:t>
+      </w:r>
+      <w:r>
+        <w:rPr>
+          <w:rFonts w:ascii="Helvetica" w:hAnsi="Helvetica" w:cs="Helvetica"/>
+          <w:sz w:val="25"/>
+          <w:sz-cs w:val="25"/>
+          <w:spacing w:val="0"/>
+          <w:color w:val="151312"/>
+        </w:rPr>
+        <w:t xml:space="preserve">. Market quotes come from Yahoo Finance over HTTPX and are charted with </w:t>
+      </w:r>
+      <w:r>
+        <w:rPr>
+          <w:rFonts w:ascii=".AppleSystemUIFontMonospaced" w:hAnsi=".AppleSystemUIFontMonospaced" w:cs=".AppleSystemUIFontMonospaced"/>
+          <w:sz w:val="23"/>
+          <w:sz-cs w:val="23"/>
+          <w:spacing w:val="0"/>
+          <w:color w:val="151312"/>
+        </w:rPr>
+        <w:t xml:space="preserve">lightweight-charts</w:t>
       </w:r>
       <w:r>
         <w:rPr>
